--- a/a7/build/out/u4/A7 4.04 Real-World Problems and Significant Digits - Lesson Plan.docx
+++ b/a7/build/out/u4/A7 4.04 Real-World Problems and Significant Digits - Lesson Plan.docx
@@ -1623,7 +1623,7 @@
                 <w:color w:val="1A1A1A"/>
                 <w:sz w:val="19"/>
               </w:rPr>
-              <w:t>Post the target; say the 'today' line and nothing else yet.</w:t>
+              <w:t>Post the target; say the one line the Teacher's Edition gives for it, and nothing else yet.</w:t>
             </w:r>
           </w:p>
         </w:tc>

--- a/a7/build/out/u4/A7 4.04 Real-World Problems and Significant Digits - Lesson Plan.docx
+++ b/a7/build/out/u4/A7 4.04 Real-World Problems and Significant Digits - Lesson Plan.docx
@@ -5183,7 +5183,7 @@
                 <w:color w:val="1A1A1A"/>
                 <w:sz w:val="18"/>
               </w:rPr>
-              <w:t>Ellis says that because 1,234 has 4 significant digits and 5.6 has 2, the sum 1,234 + 5.6 must be written with 2 significant digits, as 1.2 × 10</w:t>
+              <w:t>Ellis says that because 9,145 has 4 significant digits and 4.8 has 2, the sum 9,145 + 4.8 must be written with 2 significant digits, as 9.1 × 10</w:t>
             </w:r>
             <w:r>
               <w:rPr>
@@ -5233,7 +5233,7 @@
                 <w:color w:val="9E1B32"/>
                 <w:sz w:val="18"/>
               </w:rPr>
-              <w:t>1,240 = 1.240 × 10</w:t>
+              <w:t>9,150 = 9.150 × 10</w:t>
             </w:r>
             <w:r>
               <w:rPr>
@@ -5274,7 +5274,7 @@
                 <w:color w:val="1A1A1A"/>
                 <w:sz w:val="18"/>
               </w:rPr>
-              <w:t>'he used the wrong rule' — the right rule is not stated [the item asks for an explanation]; 1,239.6 — no rounding at all, which claims a tenth that 1,234 never measured</w:t>
+              <w:t>'he used the wrong rule' — the right rule is not stated [the item asks for an explanation]; 9,149.8 — no rounding at all, which claims a tenth that 9,145 never measured</w:t>
             </w:r>
           </w:p>
         </w:tc>
@@ -5511,7 +5511,7 @@
                 <w:color w:val="1A1A1A"/>
                 <w:sz w:val="21"/>
               </w:rPr>
-              <w:t xml:space="preserve">  Board 9 is written work and it is the exit evidence: the student has to say what the rule for a sum actually is, not only that Ellis used the wrong one, and give 1.240 × 10</w:t>
+              <w:t xml:space="preserve">  Board 9 is written work and it is the exit evidence: the student has to say what the rule for a sum actually is, not only that Ellis used the wrong one, and give 9.150 × 10</w:t>
             </w:r>
             <w:r>
               <w:rPr>

--- a/a7/build/out/u4/A7 4.04 Real-World Problems and Significant Digits - Lesson Plan.docx
+++ b/a7/build/out/u4/A7 4.04 Real-World Problems and Significant Digits - Lesson Plan.docx
@@ -1721,7 +1721,7 @@
                 <w:color w:val="1A1A1A"/>
                 <w:sz w:val="19"/>
               </w:rPr>
-              <w:t>5</w:t>
+              <w:t>6</w:t>
             </w:r>
           </w:p>
         </w:tc>
@@ -1752,7 +1752,7 @@
                 <w:color w:val="1A1A1A"/>
                 <w:sz w:val="19"/>
               </w:rPr>
-              <w:t>Two minutes silent, then reveal. One sentence of reteach per question at most.</w:t>
+              <w:t>Two minutes silent, then reveal. One sentence of reteach per question at most. Then the new words, read once.</w:t>
             </w:r>
           </w:p>
         </w:tc>
@@ -1783,7 +1783,7 @@
                 <w:color w:val="1A1A1A"/>
                 <w:sz w:val="19"/>
               </w:rPr>
-              <w:t>Four retrieval questions, alone, no notes.</w:t>
+              <w:t>Four retrieval questions, alone, no notes. Then copy the new words.</w:t>
             </w:r>
           </w:p>
         </w:tc>
@@ -2495,7 +2495,7 @@
                 <w:color w:val="1A1A1A"/>
                 <w:sz w:val="19"/>
               </w:rPr>
-              <w:t>12</w:t>
+              <w:t>11</w:t>
             </w:r>
           </w:p>
         </w:tc>
@@ -3056,7 +3056,7 @@
                 <w:color w:val="1A1A1A"/>
                 <w:sz w:val="21"/>
               </w:rPr>
-              <w:t xml:space="preserve">  The nine-question whiteboard round (12 minutes) and then the six-question independent set, silent and written.</w:t>
+              <w:t xml:space="preserve">  The nine-question whiteboard round (11 minutes) and then the six-question independent set, silent and written.</w:t>
             </w:r>
           </w:p>
         </w:tc>

--- a/a7/build/out/u4/A7 4.04 Real-World Problems and Significant Digits - Lesson Plan.docx
+++ b/a7/build/out/u4/A7 4.04 Real-World Problems and Significant Digits - Lesson Plan.docx
@@ -1881,7 +1881,7 @@
                 <w:color w:val="1A1A1A"/>
                 <w:sz w:val="19"/>
               </w:rPr>
-              <w:t>Teach from the front. Expand once per law; say the OFF line out loud.</w:t>
+              <w:t>Teach from the front; say the OFF line out loud.</w:t>
             </w:r>
           </w:p>
         </w:tc>
@@ -5644,7 +5644,7 @@
                 <w:color w:val="1A1A1A"/>
                 <w:sz w:val="21"/>
               </w:rPr>
-              <w:t xml:space="preserve">  The six-question independent set is worked silently in class; whatever is not finished goes home. IXL, all skills required to a SmartScore of 67, due at the start of the next class: Add, subtract, multiply, and divide numbers written in scientific notation: word problems — D5S.</w:t>
+              <w:t xml:space="preserve">  The six-question independent set is worked silently in class; whatever is not finished goes home. IXL, all skills required to a SmartScore of 67, due by the Unit 4 test: Add, subtract, multiply, and divide numbers written in scientific notation: word problems — D5S.</w:t>
             </w:r>
           </w:p>
         </w:tc>

--- a/a7/build/out/u4/A7 4.04 Real-World Problems and Significant Digits - Lesson Plan.docx
+++ b/a7/build/out/u4/A7 4.04 Real-World Problems and Significant Digits - Lesson Plan.docx
@@ -1752,7 +1752,7 @@
                 <w:color w:val="1A1A1A"/>
                 <w:sz w:val="19"/>
               </w:rPr>
-              <w:t>Two minutes silent, then reveal. One sentence of reteach per question at most. Then the new words, read once.</w:t>
+              <w:t>Silent, then reveal. One sentence of reteach per question at most. Then the new words, read once.</w:t>
             </w:r>
           </w:p>
         </w:tc>
@@ -1881,7 +1881,7 @@
                 <w:color w:val="1A1A1A"/>
                 <w:sz w:val="19"/>
               </w:rPr>
-              <w:t>Teach from the front; say the OFF line out loud.</w:t>
+              <w:t>Teach from the front; say the off-slide sentence out loud.</w:t>
             </w:r>
           </w:p>
         </w:tc>
@@ -2815,7 +2815,7 @@
                 <w:color w:val="1A1A1A"/>
                 <w:sz w:val="19"/>
               </w:rPr>
-              <w:t>Start the skills; finish tonight.</w:t>
+              <w:t>Start the skills; due by the Unit 4 test.</w:t>
             </w:r>
           </w:p>
         </w:tc>
@@ -3010,7 +3010,7 @@
                 <w:color w:val="1A1A1A"/>
                 <w:sz w:val="21"/>
               </w:rPr>
-              <w:t xml:space="preserve">  The Notes slides and the worked half of each Example: the teacher writes, the class copies, and the OFF line is said out loud rather than printed.</w:t>
+              <w:t xml:space="preserve">  The Notes slides and the worked half of each Example: the teacher writes, the class copies, and the off-slide sentence is said out loud rather than printed.</w:t>
             </w:r>
           </w:p>
           <w:p>
